--- a/informes-growth/snowflake-2026-10-14/Snowflake - growth - 2026-10-14.docx
+++ b/informes-growth/snowflake-2026-10-14/Snowflake - growth - 2026-10-14.docx
@@ -4443,7 +4443,7 @@
         <w:t xml:space="preserve">informes/cartera-2026-10-14-15h.md</w:t>
       </w:r>
       <w:r>
-        <w:t xml:space="preserve">, ~29.800 EUR): IGLN (oro), Edenred, Daiichi Sankyo, Uber, Viscofan, Alphabet, Netflix, SAP, Intuit, Nemetschek, LVMH y Bureau Veritas, con órdenes con límite hasta el 7-nov.</w:t>
+        <w:t xml:space="preserve">): IGLN (oro), Edenred, Daiichi Sankyo, Uber, Viscofan, Alphabet, Netflix, SAP, Intuit, Nemetschek, LVMH y Bureau Veritas, con órdenes con límite hasta el 7-nov.</w:t>
       </w:r>
       <w:r>
         <w:t xml:space="preserve"> </w:t>
@@ -5201,7 +5201,7 @@
         <w:t xml:space="preserve">Sustitución condicionada a Duolingo</w:t>
       </w:r>
       <w:r>
-        <w:t xml:space="preserve">: si el 3T de Duolingo (3-nov) sale por debajo de su guía (ventas &lt; 302 M o bookings &lt; 307 M), su tramo 2 ya se cancela por regla. Con dos trimestres de frenazo la tesis quedaría rota, así que se vendería el tramo 1. Ese hueco (≈3,5 %, ~1.000-1.200 EUR) iría a Snowflake:</w:t>
+        <w:t xml:space="preserve">: si el 3T de Duolingo (3-nov) sale por debajo de su guía (ventas &lt; 302 M o bookings &lt; 307 M), su tramo 2 ya se cancela por regla. Con dos trimestres de frenazo la tesis quedaría rota, así que se vendería el tramo 1. Ese hueco (≈3,5 %, ~1.000- iría a Snowflake:</w:t>
       </w:r>
       <w:r>
         <w:t xml:space="preserve"> </w:t>
@@ -5217,7 +5217,7 @@
         <w:t xml:space="preserve"> </w:t>
       </w:r>
       <w:r>
-        <w:t xml:space="preserve">(a ~320 EUR por acción con 1,1188 USD/EUR). Serían 2 con</w:t>
+        <w:t xml:space="preserve">(a por acción con 1,1188 USD/EUR). Serían 2 con</w:t>
       </w:r>
       <w:r>
         <w:t xml:space="preserve"> </w:t>

--- a/informes-growth/snowflake-2026-10-14/Snowflake - growth - 2026-10-14.docx
+++ b/informes-growth/snowflake-2026-10-14/Snowflake - growth - 2026-10-14.docx
@@ -20,126 +20,31 @@
           <w:bCs/>
           <w:b/>
         </w:rPr>
-        <w:t xml:space="preserve">Señal (método v7): Comprar (convicción media)</w:t>
-      </w:r>
-      <w:r>
-        <w:t xml:space="preserve"> </w:t>
-      </w:r>
-      <w:r>
-        <w:t xml:space="preserve">· Puntuación 78,0/100 · Señales de cambio de tendencia 6/8 · EV/beneficio bruto 27,8x</w:t>
-      </w:r>
-      <w:r>
-        <w:t xml:space="preserve"> </w:t>
-      </w:r>
-      <w:r>
-        <w:t xml:space="preserve">Precio 357,76 USD (cierre del 13-oct) · Objetivo 12 m 397,4 USD (ponderada +11,1 %, base +14,1 %, bajista −45,0 %, alcista +61,1 %) · Compra hasta 378,5 USD</w:t>
-      </w:r>
-      <w:r>
-        <w:t xml:space="preserve"> </w:t>
-      </w:r>
-      <w:r>
-        <w:t xml:space="preserve">Peso orientativo: 4 % por la regla, pero</w:t>
-      </w:r>
-      <w:r>
-        <w:t xml:space="preserve"> </w:t>
-      </w:r>
-      <w:r>
-        <w:rPr>
-          <w:bCs/>
-          <w:b/>
-        </w:rPr>
-        <w:t xml:space="preserve">hoy no entra</w:t>
-      </w:r>
-      <w:r>
-        <w:t xml:space="preserve">: el bolsillo growth está lleno (~19,5 %) y no hay liquidez. Queda como</w:t>
-      </w:r>
-      <w:r>
-        <w:t xml:space="preserve"> </w:t>
-      </w:r>
-      <w:r>
-        <w:rPr>
-          <w:bCs/>
-          <w:b/>
-        </w:rPr>
-        <w:t xml:space="preserve">primera suplente growth</w:t>
-      </w:r>
-      <w:r>
-        <w:t xml:space="preserve">, por delante de Datadog, y sustituiría a Duolingo solo si el 3T de Duolingo (3-nov) rompe su tesis (sección 13) · Por qué: cumple todos los requisitos de compra</w:t>
-      </w:r>
-    </w:p>
-    <w:p>
-      <w:pPr>
-        <w:pStyle w:val="BlockText"/>
-      </w:pPr>
-      <w:r>
-        <w:rPr>
-          <w:bCs/>
-          <w:b/>
-        </w:rPr>
-        <w:t xml:space="preserve">Calculado con el método v7</w:t>
-      </w:r>
-      <w:r>
-        <w:t xml:space="preserve"> </w:t>
-      </w:r>
-      <w:r>
-        <w:t xml:space="preserve">(</w:t>
-      </w:r>
-      <w:r>
-        <w:rPr>
-          <w:rStyle w:val="VerbatimChar"/>
-        </w:rPr>
-        <w:t xml:space="preserve">verticales/growth/metodo.md</w:t>
-      </w:r>
-      <w:r>
-        <w:t xml:space="preserve">). Las ventas del año objetivo salen de la regla mecánica (9.109 M USD en el base) y el múltiplo, del de hoy rebajado por desaceleración (10,4x / 17,4x / 22,6x EV/ventas NTM). La proyección propia (7.970 / 8.970 / 9.400 M USD) es solo contraste.</w:t>
-      </w:r>
-      <w:r>
-        <w:t xml:space="preserve"> </w:t>
-      </w:r>
-      <w:r>
-        <w:rPr>
-          <w:bCs/>
-          <w:b/>
-        </w:rPr>
-        <w:t xml:space="preserve">Con la guía de la empresa</w:t>
-      </w:r>
-      <w:r>
-        <w:t xml:space="preserve"> </w:t>
-      </w:r>
-      <w:r>
-        <w:t xml:space="preserve">(mejora pendiente de la tanda 4): la guía</w:t>
-      </w:r>
-      <w:r>
-        <w:t xml:space="preserve"> </w:t>
-      </w:r>
-      <w:r>
-        <w:rPr>
-          <w:bCs/>
-          <w:b/>
-        </w:rPr>
-        <w:t xml:space="preserve">no es menor</w:t>
-      </w:r>
-      <w:r>
-        <w:t xml:space="preserve"> </w:t>
-      </w:r>
-      <w:r>
-        <w:t xml:space="preserve">que la mecánica. La mecánica parte de un +31,9 %, y la empresa guía un +36 % de ingresos de producto en el año y un +37-38 % en el 3T. Por tanto, la mejora (que solo recorta) no cambia nada. Solo si se toma el crecimiento de los próximos 12 meses que calculo yo (+31 %, extrapolando más allá de la guía), la ponderada bajaría a +9,7 %, con compra hasta 373,9 USD.</w:t>
-      </w:r>
-      <w:r>
-        <w:t xml:space="preserve"> </w:t>
-      </w:r>
-      <w:r>
-        <w:rPr>
-          <w:bCs/>
-          <w:b/>
-        </w:rPr>
-        <w:t xml:space="preserve">Seguiría siendo Comprar</w:t>
-      </w:r>
-      <w:r>
-        <w:t xml:space="preserve"> </w:t>
-      </w:r>
-      <w:r>
-        <w:t xml:space="preserve">(sección 9).</w:t>
+        <w:t xml:space="preserve">Señal (método vigente v11): Comprar (convicción media)</w:t>
+      </w:r>
+      <w:r>
+        <w:t xml:space="preserve"> </w:t>
+      </w:r>
+      <w:r>
+        <w:t xml:space="preserve">· Puntuación 78,0/100 · Señales de cambio de tendencia 6/8 · EV/ventas NTM 18,6 veces</w:t>
+      </w:r>
+      <w:r>
+        <w:t xml:space="preserve"> </w:t>
+      </w:r>
+      <w:r>
+        <w:t xml:space="preserve">Precio 357,76 USD (fecha del informe) · Objetivo 12 m 386,4 USD · Ponderada +8,0 % · Base +12,4 % · Bajista −45,0 % · Alcista +52,3 % · Compra hasta 368,0 USD</w:t>
+      </w:r>
+      <w:r>
+        <w:t xml:space="preserve"> </w:t>
+      </w:r>
+      <w:r>
+        <w:t xml:space="preserve">Peso orientativo: 4 % de la cartera · Por qué: cumple todos los requisitos de compra</w:t>
+      </w:r>
+      <w:r>
+        <w:t xml:space="preserve"> </w:t>
+      </w:r>
+      <w:r>
+        <w:t xml:space="preserve">Cabecera rehecha con la v11 el 15-oct (auditoría de homogeneidad). Antes decía (método v7): Comprar (convicción media). El texto de abajo puede citar cifras de esa versión anterior; mandan las de esta cabecera.</w:t>
       </w:r>
     </w:p>
     <w:bookmarkStart w:id="20" w:name="la-tesis-en-cinco-líneas"/>
